--- a/courts/eleventh-circuit/georgia/state/supreme-court/petition-for-discretionary-review/usage/OUTPUT-petition-for-discretionary-review.docx
+++ b/courts/eleventh-circuit/georgia/state/supreme-court/petition-for-discretionary-review/usage/OUTPUT-petition-for-discretionary-review.docx
@@ -765,9 +765,7 @@
               <w:t xml:space="preserve"> </w:t>
             </w:r>
             <w:r>
-              <w:t xml:space="preserve">868</w:t>
-              <w:noBreakHyphen/>
-              <w:t xml:space="preserve">2100</w:t>
+              <w:t xml:space="preserve">868-⁠2100</w:t>
             </w:r>
           </w:p>
           <w:p>
@@ -983,9 +981,7 @@
               <w:t xml:space="preserve"> </w:t>
             </w:r>
             <w:r>
-              <w:t xml:space="preserve">521</w:t>
-              <w:noBreakHyphen/>
-              <w:t xml:space="preserve">8141</w:t>
+              <w:t xml:space="preserve">521-⁠8141</w:t>
             </w:r>
           </w:p>
           <w:p>
@@ -3401,13 +3397,7 @@
         <w:pStyle w:val="BodyTextNote"/>
       </w:pPr>
       <w:r>
-        <w:t xml:space="preserve">In March 2025, the Election Board notified the Fulton County Republican Party that the current Election Board term was ending on June 30, 2025, and requested Republican nominees for the upcoming two-year term. (V2</w:t>
-      </w:r>
-      <w:r>
-        <w:noBreakHyphen/>
-      </w:r>
-      <w:r>
-        <w:t xml:space="preserve">12.)</w:t>
+        <w:t xml:space="preserve">In March 2025, the Election Board notified the Fulton County Republican Party that the current Election Board term was ending on June 30, 2025, and requested Republican nominees for the upcoming two-year term. (V2-⁠12.)</w:t>
       </w:r>
       <w:r>
         <w:rPr>
@@ -3419,19 +3409,7 @@
         <w:t xml:space="preserve"> </w:t>
       </w:r>
       <w:r>
-        <w:t xml:space="preserve">On May 15, the Fulton Republicans’ chairwoman formally submitted the Party’s nominees: Julie Adams, a sitting member of the Election Board since February 2024, and Jason Frazier. (V2</w:t>
-      </w:r>
-      <w:r>
-        <w:noBreakHyphen/>
-      </w:r>
-      <w:r>
-        <w:t xml:space="preserve">12, 25.) Both nominees satisfied every statutory qualification. (V2</w:t>
-      </w:r>
-      <w:r>
-        <w:noBreakHyphen/>
-      </w:r>
-      <w:r>
-        <w:t xml:space="preserve">13.)</w:t>
+        <w:t xml:space="preserve">On May 15, the Fulton Republicans’ chairwoman formally submitted the Party’s nominees: Julie Adams, a sitting member of the Election Board since February 2024, and Jason Frazier. (V2-⁠12, 25.) Both nominees satisfied every statutory qualification. (V2-⁠13.)</w:t>
       </w:r>
     </w:p>
     <w:p>
@@ -3439,25 +3417,7 @@
         <w:pStyle w:val="BodyTextGap"/>
       </w:pPr>
       <w:r>
-        <w:t xml:space="preserve">At its May 2025 meeting, the BOC unanimously seated the two Democratic nominees but voted 5–2 to “file”—that is, to table—both Republican nominees. (V2</w:t>
-      </w:r>
-      <w:r>
-        <w:noBreakHyphen/>
-      </w:r>
-      <w:r>
-        <w:t xml:space="preserve">13–14, 49.) The stated reasons had nothing to do with the statutory qualifications. Instead, the partisan character of the vote was plain. Chairman Pitts declared before the vote on Adams, “I hope that we will not approve this one,” and added regarding Frazier, “I would hope we would deny this nomination as well.” (V2</w:t>
-      </w:r>
-      <w:r>
-        <w:noBreakHyphen/>
-      </w:r>
-      <w:r>
-        <w:t xml:space="preserve">13–14.) Commissioner Arrington was even more explicit. He stated that the “Republican Party ought to take a look at their people and not nominate people that are in [sic] the far right, and nominate people that are in the center.” (V2</w:t>
-      </w:r>
-      <w:r>
-        <w:noBreakHyphen/>
-      </w:r>
-      <w:r>
-        <w:t xml:space="preserve">14.) “[I]f y’all present some people that are in the center,” Arrington told the Fulton Republicans, “they can get approved.” (Id.)</w:t>
+        <w:t xml:space="preserve">At its May 2025 meeting, the BOC unanimously seated the two Democratic nominees but voted 5–2 to “file”—that is, to table—both Republican nominees. (V2-⁠13–14, 49.) The stated reasons had nothing to do with the statutory qualifications. Instead, the partisan character of the vote was plain. Chairman Pitts declared before the vote on Adams, “I hope that we will not approve this one,” and added regarding Frazier, “I would hope we would deny this nomination as well.” (V2-⁠13–14.) Commissioner Arrington was even more explicit. He stated that the “Republican Party ought to take a look at their people and not nominate people that are in [sic] the far right, and nominate people that are in the center.” (V2-⁠14.) “[I]f y’all present some people that are in the center,” Arrington told the Fulton Republicans, “they can get approved.” (Id.)</w:t>
       </w:r>
     </w:p>
     <w:p>
@@ -3465,13 +3425,7 @@
         <w:pStyle w:val="BodyTextNoteGap"/>
       </w:pPr>
       <w:r>
-        <w:t xml:space="preserve">At no point before the June 1, 2025 statutory deadline—or at any time thereafter—did the BOC vote to reject the Republican nominees or request that the Fulton Republicans submit alternative nominees. (V2</w:t>
-      </w:r>
-      <w:r>
-        <w:noBreakHyphen/>
-      </w:r>
-      <w:r>
-        <w:t xml:space="preserve">15.) The Board simply tabled the nominations and did nothing. The mandatory deadline passed without compliance, and the new term began on July 1, 2025. (Id.) The Republican nominees remain unappointed to date.</w:t>
+        <w:t xml:space="preserve">At no point before the June 1, 2025 statutory deadline—or at any time thereafter—did the BOC vote to reject the Republican nominees or request that the Fulton Republicans submit alternative nominees. (V2-⁠15.) The Board simply tabled the nominations and did nothing. The mandatory deadline passed without compliance, and the new term began on July 1, 2025. (Id.) The Republican nominees remain unappointed to date.</w:t>
       </w:r>
       <w:r>
         <w:rPr>
@@ -3767,19 +3721,7 @@
         <w:pStyle w:val="BodyText"/>
       </w:pPr>
       <w:r>
-        <w:t xml:space="preserve">On June 13, 2025, the Fulton Republicans petitioned the Fulton County Superior Court for a writ of mandamus compelling the BOC to appoint the Republican Nominees. (V2</w:t>
-      </w:r>
-      <w:r>
-        <w:noBreakHyphen/>
-      </w:r>
-      <w:r>
-        <w:t xml:space="preserve">9.) The trial court issued the Writ of Mandamus on August 4, concluding that the Local Act’s directive that the BOC “shall appoint” the nominees left the BOC with no discretion to reject an otherwise qualified nominee. (V2</w:t>
-      </w:r>
-      <w:r>
-        <w:noBreakHyphen/>
-      </w:r>
-      <w:r>
-        <w:t xml:space="preserve">215, 220–21.)</w:t>
+        <w:t xml:space="preserve">On June 13, 2025, the Fulton Republicans petitioned the Fulton County Superior Court for a writ of mandamus compelling the BOC to appoint the Republican Nominees. (V2-⁠9.) The trial court issued the Writ of Mandamus on August 4, concluding that the Local Act’s directive that the BOC “shall appoint” the nominees left the BOC with no discretion to reject an otherwise qualified nominee. (V2-⁠215, 220–21.)</w:t>
       </w:r>
     </w:p>
     <w:p>
@@ -3787,31 +3729,7 @@
         <w:pStyle w:val="BodyTextGap"/>
       </w:pPr>
       <w:r>
-        <w:t xml:space="preserve">The Fulton Republicans demanded that the BOC comply with the Writ and appoint the Republican nominees at its next meeting on August 6, 2025. (V2</w:t>
-      </w:r>
-      <w:r>
-        <w:noBreakHyphen/>
-      </w:r>
-      <w:r>
-        <w:t xml:space="preserve">223–25; V2</w:t>
-      </w:r>
-      <w:r>
-        <w:noBreakHyphen/>
-      </w:r>
-      <w:r>
-        <w:t xml:space="preserve">235.) Nevertheless, the BOC declared at the meeting that it would not comply with the Writ and would instead “let the judicial process play out.” (V2</w:t>
-      </w:r>
-      <w:r>
-        <w:noBreakHyphen/>
-      </w:r>
-      <w:r>
-        <w:t xml:space="preserve">225.) The Fulton Republicans filed an emergency motion for contempt, and the BOC belatedly asked the trial court to stay the Writ. (V2</w:t>
-      </w:r>
-      <w:r>
-        <w:noBreakHyphen/>
-      </w:r>
-      <w:r>
-        <w:t xml:space="preserve">223–31, 243–55.)</w:t>
+        <w:t xml:space="preserve">The Fulton Republicans demanded that the BOC comply with the Writ and appoint the Republican nominees at its next meeting on August 6, 2025. (V2-⁠223–25; V2-⁠235.) Nevertheless, the BOC declared at the meeting that it would not comply with the Writ and would instead “let the judicial process play out.” (V2-⁠225.) The Fulton Republicans filed an emergency motion for contempt, and the BOC belatedly asked the trial court to stay the Writ. (V2-⁠223–31, 243–55.)</w:t>
       </w:r>
     </w:p>
     <w:p>
@@ -3819,25 +3737,7 @@
         <w:pStyle w:val="BodyTextGap"/>
       </w:pPr>
       <w:r>
-        <w:t xml:space="preserve">On August 15, 2025, the trial court denied a stay and explicitly directed the BOC “to comply with [the court’s] order at its next regularly scheduled meeting.” (V3</w:t>
-      </w:r>
-      <w:r>
-        <w:noBreakHyphen/>
-      </w:r>
-      <w:r>
-        <w:t xml:space="preserve">321–22.) The same day the BOC filed an emergency motion for supersedeas, which the Court of Appeals denied on August 19, 2025. (V3</w:t>
-      </w:r>
-      <w:r>
-        <w:noBreakHyphen/>
-      </w:r>
-      <w:r>
-        <w:t xml:space="preserve">315–17; V3</w:t>
-      </w:r>
-      <w:r>
-        <w:noBreakHyphen/>
-      </w:r>
-      <w:r>
-        <w:t xml:space="preserve">324.)</w:t>
+        <w:t xml:space="preserve">On August 15, 2025, the trial court denied a stay and explicitly directed the BOC “to comply with [the court’s] order at its next regularly scheduled meeting.” (V3-⁠321–22.) The same day the BOC filed an emergency motion for supersedeas, which the Court of Appeals denied on August 19, 2025. (V3-⁠315–17; V3-⁠324.)</w:t>
       </w:r>
     </w:p>
     <w:p>
@@ -3845,19 +3745,7 @@
         <w:pStyle w:val="BodyTextGap"/>
       </w:pPr>
       <w:r>
-        <w:t xml:space="preserve">Despite both the Court of Appeals and the trial court denying a stay, the BOC again violated the Writ by refusing to appoint the Fulton GOP nominees at its August 20, 2025 meeting. (V3</w:t>
-      </w:r>
-      <w:r>
-        <w:noBreakHyphen/>
-      </w:r>
-      <w:r>
-        <w:t xml:space="preserve">326.) Multiple commissioners openly challenged the trial court’s authority and stated their intent to defy the Writ. For example, Commissioner Barrett stated that “[n]o judge can compel any elected official to vote a certain way because we are hired by our constituents and only our constituents can remove us from office. No court, no lawmaker, no political party can compel me to vote any particular way.” (V3</w:t>
-      </w:r>
-      <w:r>
-        <w:noBreakHyphen/>
-      </w:r>
-      <w:r>
-        <w:t xml:space="preserve">326–27.) Similarly, Commissioner Ivory stated that “[n]obody can tell you what or how you should vote.” (Id.)</w:t>
+        <w:t xml:space="preserve">Despite both the Court of Appeals and the trial court denying a stay, the BOC again violated the Writ by refusing to appoint the Fulton GOP nominees at its August 20, 2025 meeting. (V3-⁠326.) Multiple commissioners openly challenged the trial court’s authority and stated their intent to defy the Writ. For example, Commissioner Barrett stated that “[n]o judge can compel any elected official to vote a certain way because we are hired by our constituents and only our constituents can remove us from office. No court, no lawmaker, no political party can compel me to vote any particular way.” (V3-⁠326–27.) Similarly, Commissioner Ivory stated that “[n]obody can tell you what or how you should vote.” (Id.)</w:t>
       </w:r>
     </w:p>
     <w:p>
@@ -3865,19 +3753,7 @@
         <w:pStyle w:val="BodyTextGap"/>
       </w:pPr>
       <w:r>
-        <w:t xml:space="preserve">On August 27, 2025, the trial court held the BOC in contempt (the “Contempt Order”), finding “beyond a reasonable doubt that the Board of Commissioners has failed to comply with this court’s order” and imposed a $10,000-per-day fine, purgeable within two days by appointing the Republican nominees. (V3</w:t>
-      </w:r>
-      <w:r>
-        <w:noBreakHyphen/>
-      </w:r>
-      <w:r>
-        <w:t xml:space="preserve">552–56.) The trial court also granted the Fulton Republicans’ attorney’s fees finding the BOC acted in bad faith and caused the Fulton Republicans unnecessary difficulty in the conduct of its litigation. (Id. at 555–56.) The BOC filed two separate appeals: Case No. A26A0782 (appealing the Writ of Mandamus) and Case No. A26A0457 (appealing the Contempt Order). Upon the BOC’s request, the trial court issued a supersedeas for its Contempt Order as required by O.C.G.A. § 5-⁠6-⁠13. (V4</w:t>
-      </w:r>
-      <w:r>
-        <w:noBreakHyphen/>
-      </w:r>
-      <w:r>
-        <w:t xml:space="preserve">610–11.)</w:t>
+        <w:t xml:space="preserve">On August 27, 2025, the trial court held the BOC in contempt (the “Contempt Order”), finding “beyond a reasonable doubt that the Board of Commissioners has failed to comply with this court’s order” and imposed a $10,000-per-day fine, purgeable within two days by appointing the Republican nominees. (V3-⁠552–56.) The trial court also granted the Fulton Republicans’ attorney’s fees finding the BOC acted in bad faith and caused the Fulton Republicans unnecessary difficulty in the conduct of its litigation. (Id. at 555–56.) The BOC filed two separate appeals: Case No. A26A0782 (appealing the Writ of Mandamus) and Case No. A26A0457 (appealing the Contempt Order). Upon the BOC’s request, the trial court issued a supersedeas for its Contempt Order as required by O.C.G.A. § 5-⁠6-⁠13. (V4-⁠610–11.)</w:t>
       </w:r>
     </w:p>
     <w:p>
@@ -5617,43 +5493,7 @@
         <w:pStyle w:val="BodyTextGap"/>
       </w:pPr>
       <w:r>
-        <w:t xml:space="preserve">By the BOC’s own admission, it willfully disregarded the trial court’s Writ of Mandamus even after the trial court and Court of Appeals had denied its requests for a stay. The BOC concedes that it took “no further action” after the trial court issued the Writ, and the record evidence and the BOC’s admissions establish that the BOC willfully violated the Writ of Mandamus. (V3</w:t>
-      </w:r>
-      <w:r>
-        <w:noBreakHyphen/>
-      </w:r>
-      <w:r>
-        <w:t xml:space="preserve">316; V3</w:t>
-      </w:r>
-      <w:r>
-        <w:noBreakHyphen/>
-      </w:r>
-      <w:r>
-        <w:t xml:space="preserve">359–61; V4</w:t>
-      </w:r>
-      <w:r>
-        <w:noBreakHyphen/>
-      </w:r>
-      <w:r>
-        <w:t xml:space="preserve">728–30; V4</w:t>
-      </w:r>
-      <w:r>
-        <w:noBreakHyphen/>
-      </w:r>
-      <w:r>
-        <w:t xml:space="preserve">777; V4</w:t>
-      </w:r>
-      <w:r>
-        <w:noBreakHyphen/>
-      </w:r>
-      <w:r>
-        <w:t xml:space="preserve">781; V4</w:t>
-      </w:r>
-      <w:r>
-        <w:noBreakHyphen/>
-      </w:r>
-      <w:r>
-        <w:t xml:space="preserve">790–91.)</w:t>
+        <w:t xml:space="preserve">By the BOC’s own admission, it willfully disregarded the trial court’s Writ of Mandamus even after the trial court and Court of Appeals had denied its requests for a stay. The BOC concedes that it took “no further action” after the trial court issued the Writ, and the record evidence and the BOC’s admissions establish that the BOC willfully violated the Writ of Mandamus. (V3-⁠316; V3-⁠359–61; V4-⁠728–30; V4-⁠777; V4-⁠781; V4-⁠790–91.)</w:t>
       </w:r>
     </w:p>
     <w:p>
@@ -5699,13 +5539,7 @@
         <w:pStyle w:val="BodyTextGap"/>
       </w:pPr>
       <w:r>
-        <w:t xml:space="preserve">Government officials’ defiance of binding court orders undermines the authority of the trial court and normalizes violation of court orders. The damage to public respect for court orders is especially acute since writs of mandamus often implicate respected government actors and issues of significant public concern. In this case, the BOC did not just refuse to comply with the trial court’s writ; several of its members publicly assaulted the trial court’s authority. For example, Commissioner Barrett publicly stated that “despite the judge’s orders . . . I have free will and I will not do it ever.” (V3</w:t>
-      </w:r>
-      <w:r>
-        <w:noBreakHyphen/>
-      </w:r>
-      <w:r>
-        <w:t xml:space="preserve">350.) Commissioner Ivory likewise stated on Instagram that “I’m built for this … my vote today not to appoint the two Republican nominees . . . is my standing on my principles . . . I’m going to do what is right, and nobody can force me to vote yes on something that I have the discretion . . . to make a decision for myself[.]” (Id.).</w:t>
+        <w:t xml:space="preserve">Government officials’ defiance of binding court orders undermines the authority of the trial court and normalizes violation of court orders. The damage to public respect for court orders is especially acute since writs of mandamus often implicate respected government actors and issues of significant public concern. In this case, the BOC did not just refuse to comply with the trial court’s writ; several of its members publicly assaulted the trial court’s authority. For example, Commissioner Barrett publicly stated that “despite the judge’s orders . . . I have free will and I will not do it ever.” (V3-⁠350.) Commissioner Ivory likewise stated on Instagram that “I’m built for this … my vote today not to appoint the two Republican nominees . . . is my standing on my principles . . . I’m going to do what is right, and nobody can force me to vote yes on something that I have the discretion . . . to make a decision for myself[.]” (Id.).</w:t>
       </w:r>
     </w:p>
     <w:p>
@@ -6491,9 +6325,7 @@
               <w:t xml:space="preserve"> </w:t>
             </w:r>
             <w:r>
-              <w:t xml:space="preserve">30305</w:t>
-              <w:noBreakHyphen/>
-              <w:t xml:space="preserve">2500</w:t>
+              <w:t xml:space="preserve">30305-⁠2500</w:t>
             </w:r>
           </w:p>
           <w:p>
@@ -7552,7 +7384,7 @@
     <w:qFormat/>
     <w:pPr>
       <w:keepLines/>
-      <w:spacing w:before="0" w:after="132" w:line="264" w:lineRule="exact"/>
+      <w:spacing w:before="4" w:after="132" w:line="264" w:lineRule="exact"/>
     </w:pPr>
     <w:rPr>
       <w:sz w:val="22"/>
